--- a/docs/论文材料/边坡地震动放大效应研究论文初稿（整合修订）.docx
+++ b/docs/论文材料/边坡地震动放大效应研究论文初稿（整合修订）.docx
@@ -5203,71 +5203,31 @@
         <w:pStyle w:val="Heading2"/>
       </w:pPr>
       <w:r>
-        <w:rPr>
-          <w:rFonts w:ascii="黑体" w:eastAsia="黑体" w:hAnsi="黑体"/>
-          <w:sz w:val="30"/>
-          <w:szCs w:val="30"/>
-        </w:rPr>
-        <w:t xml:space="preserve">3.2 模型概况与基本假定</w:t>
-      </w:r>
-    </w:p>
-    <w:p>
-      <w:pPr>
-        <w:pStyle w:val="BodyText"/>
-      </w:pPr>
-      <w:r>
-        <w:rPr>
-          <w:rFonts w:ascii="Times New Roman" w:eastAsia="宋体" w:hAnsi="Times New Roman"/>
-          <w:b w:val="false"/>
-          <w:bCs w:val="false"/>
-          <w:sz w:val="24"/>
-          <w:szCs w:val="24"/>
-        </w:rPr>
-        <w:t xml:space="preserve">本文采用ABAQUS建立二维平面应变有限元模型，模拟斜入射SV波作用下坡地的动力响应。模型的基本构成为：台阶状坡地几何（坡顶平台—坡面—坡脚平台），下伏基岩半空间截断域，左、右、底三边设置粘弹性人工边界并施加等效节点力（第2章），地表为自由边界。研究对象涵盖两类场地：均质岩坡（全域单一材料）与"上土下岩"成层坡地（基岩上覆一层或多层土层/软岩层）。</w:t>
-      </w:r>
-    </w:p>
-    <w:p>
-      <w:pPr>
-        <w:pStyle w:val="BodyText"/>
-      </w:pPr>
-      <w:r>
-        <w:t>基本假定如下：①平面应变假定——坡体沿走向长度远大于横断面尺寸，波动输入方向位于横断面内；②材料线弹性基准——本文大样本参数化研究聚焦弱至中等强度激励下的频率—空间放大机制，各层介质取线弹性本构并以瑞利阻尼计入材料衰减；③强震边界——土体强度依赖性通过独立的等效线性强度扫描补充检验，等效线性结果仅用于描述模量折减和阻尼增长的趋势，不代表真非线性、孔压累积或滑移破坏；④入射波为平面SV波，入射角不超过临界角。</w:t>
-      </w:r>
-    </w:p>
-    <w:p>
-      <w:pPr>
-        <w:pStyle w:val="BodyText"/>
-      </w:pPr>
-      <w:r>
-        <w:rPr>
-          <w:rFonts w:ascii="Times New Roman" w:eastAsia="宋体" w:hAnsi="Times New Roman"/>
-          <w:b w:val="false"/>
-          <w:bCs w:val="false"/>
-          <w:sz w:val="24"/>
-          <w:szCs w:val="24"/>
-        </w:rPr>
-        <w:t xml:space="preserve">关于二维假定的适用性需要说明：与三维模型相比，二维模型通常会低估地面运动放大程度</w:t>
-      </w:r>
-      <w:r>
-        <w:rPr>
-          <w:rFonts w:ascii="Times New Roman" w:eastAsia="宋体" w:hAnsi="Times New Roman"/>
-          <w:b w:val="false"/>
-          <w:bCs w:val="false"/>
-          <w:sz w:val="24"/>
-          <w:szCs w:val="24"/>
-          <w:vertAlign w:val="superscript"/>
-        </w:rPr>
-        <w:t xml:space="preserve">[15-17]</w:t>
-      </w:r>
-      <w:r>
-        <w:rPr>
-          <w:rFonts w:ascii="Times New Roman" w:eastAsia="宋体" w:hAnsi="Times New Roman"/>
-          <w:b w:val="false"/>
-          <w:bCs w:val="false"/>
-          <w:sz w:val="24"/>
-          <w:szCs w:val="24"/>
-        </w:rPr>
-        <w:t xml:space="preserve">，因此本文的放大系数结果总体偏于保守下限，用于揭示参数影响规律是可靠的，绝对量值的三维修正可作为后续研究。</w:t>
+        <w:t>3.2 研究对象、模型边界与基本假定</w:t>
+      </w:r>
+    </w:p>
+    <w:p>
+      <w:pPr>
+        <w:pStyle w:val="BodyText"/>
+      </w:pPr>
+      <w:r>
+        <w:t>本文采用 ABAQUS 建立二维平面应变有限元模型，研究斜入射 SV 波作用下坡地横断面的地震响应。模型由坡顶平台、坡面和坡脚平台组成，基岩及其上覆介质共同构成有限截断域；地表为自由边界，左、右和底部采用第2章给出的粘弹性人工边界与等效节点力输入。为使场地响应、结构响应与后续 TSSI 场景能够使用同一数据接口，建模脚本设置 ssi、freefield 和 fixed 三类场景；本章的坡地地震动平台统一采用 freefield 场景，即仅保留坡地与介质，不叠加框架结构。研究对象包括全域均质基岩坡和“上土下岩”成层坡地，后者允许一层或多层覆盖介质。</w:t>
+      </w:r>
+    </w:p>
+    <w:p>
+      <w:pPr>
+        <w:pStyle w:val="BodyText"/>
+      </w:pPr>
+      <w:r>
+        <w:t>本章的基本假定如下。第一，采用平面应变描述沿坡向延展长度远大于横断面尺寸的场地，入射波传播方向限制在横断面内。第二，参数化主研究采用线弹性材料和小应变瑞利阻尼，以识别几何、分层与输入之间的频率—空间基准关系；强震下的材料强度依赖性另以等效线性扫描作为适用边界检验，不能替代循环塑性、孔压累积、开裂或滑移失稳分析。第三，输入为平面 SV 波，临界角条件在建模前检查；超临界问题不纳入本章的线性参数化范围。第四，坡顶参考运动在 freefield 场景中于预设框架基础中心处记录，供后续 fixed 与 ssi 场景使用，因此该参考点不必与几何坡肩节点重合。</w:t>
+      </w:r>
+    </w:p>
+    <w:p>
+      <w:pPr>
+        <w:pStyle w:val="BodyText"/>
+      </w:pPr>
+      <w:r>
+        <w:t>关于二维简化的适用性需要说明：本文结果反映坡地横断面内的波场散射、分层共振和自由表面效应，不包含坡体走向变化、三维地形聚焦以及入射方位绕转的影响。因此，二维结果应作为明确模型假定下的机制基准，而不应被表述为对任意三维场地均保守或均偏不保守的通用结论。</w:t>
       </w:r>
     </w:p>
     <w:p>
@@ -5275,12 +5235,7 @@
         <w:pStyle w:val="Heading2"/>
       </w:pPr>
       <w:r>
-        <w:rPr>
-          <w:rFonts w:ascii="黑体" w:eastAsia="黑体" w:hAnsi="黑体"/>
-          <w:sz w:val="30"/>
-          <w:szCs w:val="30"/>
-        </w:rPr>
-        <w:t xml:space="preserve">3.3 模型尺寸设计</w:t>
+        <w:t>3.3 几何、介质与观测体系</w:t>
       </w:r>
     </w:p>
     <w:p>
@@ -5288,42 +5243,23 @@
         <w:pStyle w:val="Heading3"/>
       </w:pPr>
       <w:r>
-        <w:rPr>
-          <w:rFonts w:ascii="黑体" w:eastAsia="黑体" w:hAnsi="黑体"/>
-          <w:sz w:val="28"/>
-          <w:szCs w:val="28"/>
-        </w:rPr>
-        <w:t xml:space="preserve">3.3.1 无量纲几何设计原则</w:t>
-      </w:r>
-    </w:p>
-    <w:p>
-      <w:pPr>
-        <w:pStyle w:val="BodyText"/>
-      </w:pPr>
-      <w:r>
-        <w:rPr>
-          <w:rFonts w:ascii="Times New Roman" w:eastAsia="宋体" w:hAnsi="Times New Roman"/>
-          <w:b w:val="false"/>
-          <w:bCs w:val="false"/>
-          <w:sz w:val="24"/>
-          <w:szCs w:val="24"/>
-        </w:rPr>
-        <w:t xml:space="preserve">若将模型总长、平台长度等直接取为固定绝对值，不同坡高、坡角的工况将无法保证一致的观测范围与边界净空，参数化分析结果难以跨尺度推广。为此，本文采用无量纲几何设计：以坡高h（坡顶与坡脚地表的高程差）为唯一绝对尺度，模型其余各部位尺寸均表示为h的倍数，由统一的换算关系导出，模型总长不预先固定而随坡高与坡角自然浮动。</w:t>
-      </w:r>
-    </w:p>
-    <w:p>
-      <w:pPr>
-        <w:pStyle w:val="BodyText"/>
-      </w:pPr>
-      <w:r>
-        <w:rPr>
-          <w:rFonts w:ascii="Times New Roman" w:eastAsia="宋体" w:hAnsi="Times New Roman"/>
-          <w:b w:val="false"/>
-          <w:bCs w:val="false"/>
-          <w:sz w:val="24"/>
-          <w:szCs w:val="24"/>
-        </w:rPr>
-        <w:t xml:space="preserve">该设计需给定的独立参数共6个：坡高h、坡角i、坡顶观测窗宽度系数A_max、坡脚观测窗宽度系数C_max、侧向边界净空系数c以及坡脚面以下深度系数s。其中h、i为研究变量，其余4个为模型构造参数。值得强调的是，几何设计只负责模型外形，地层划分（土层数量、各层厚度与波速）不参与几何换算而由材料工况单独给定，因此改变地层配置不会引起模型外轮廓与网格总量的变化，保证了参数对比试验中变量的纯净性。</w:t>
+        <w:t>3.3.1 无量纲几何设计原则</w:t>
+      </w:r>
+    </w:p>
+    <w:p>
+      <w:pPr>
+        <w:pStyle w:val="BodyText"/>
+      </w:pPr>
+      <w:r>
+        <w:t>若将模型总长、平台长度和截断深度直接取为固定绝对值，不同坡高、坡角工况便无法保持一致的观测范围和边界净空，参数对比也会混入尺度效应。为此，本文以坡高 h（坡顶与坡脚地表的高程差）为唯一绝对尺度，其余尺寸均表示为 h 的倍数并由统一关系换算。模型总长不预先固定，而随坡高和坡角自动变化。</w:t>
+      </w:r>
+    </w:p>
+    <w:p>
+      <w:pPr>
+        <w:pStyle w:val="BodyText"/>
+      </w:pPr>
+      <w:r>
+        <w:t>无量纲几何由六个独立量控制：坡高 h、坡角 i、坡顶观测窗系数 A、坡脚观测窗系数 C、侧向净空系数 c 与坡脚面以下深度系数 b。其中 h 和 i 是研究变量，A、C、c、b 是构造参数。几何换算只决定坡体外轮廓；土层数量、各层厚度、波速、密度和泊松比通过材料配置独立输入。因此，改变地层方案不改变坡高、坡角和观测坐标的定义，几何变化与介质变化可在工况设计中分别控制。</w:t>
       </w:r>
     </w:p>
     <w:p>
@@ -5331,27 +5267,15 @@
         <w:pStyle w:val="Heading3"/>
       </w:pPr>
       <w:r>
-        <w:rPr>
-          <w:rFonts w:ascii="黑体" w:eastAsia="黑体" w:hAnsi="黑体"/>
-          <w:sz w:val="28"/>
-          <w:szCs w:val="28"/>
-        </w:rPr>
-        <w:t xml:space="preserve">3.3.2 平面尺寸的确定</w:t>
-      </w:r>
-    </w:p>
-    <w:p>
-      <w:pPr>
-        <w:pStyle w:val="BodyText"/>
-      </w:pPr>
-      <w:r>
-        <w:rPr>
-          <w:rFonts w:ascii="Times New Roman" w:eastAsia="宋体" w:hAnsi="Times New Roman"/>
-          <w:b w:val="false"/>
-          <w:bCs w:val="false"/>
-          <w:sz w:val="24"/>
-          <w:szCs w:val="24"/>
-        </w:rPr>
-        <w:t xml:space="preserve">模型沿地表自左向右分为坡顶平台、坡面与坡脚平台三段，整体几何构成如图3.1所示。各段长度的设计原则为"观测窗+边界净空"：观测窗为需要提取地表响应的范围，净空为观测窗外缘到人工边界的过渡距离，用于隔离人工边界残余反射对观测区的污染。各部位尺寸按表3.1确定。</w:t>
+        <w:t>3.3.2 平面尺寸与观测坐标</w:t>
+      </w:r>
+    </w:p>
+    <w:p>
+      <w:pPr>
+        <w:pStyle w:val="BodyText"/>
+      </w:pPr>
+      <w:r>
+        <w:t>模型沿地表自左向右分为坡顶平台、坡面和坡脚平台三段。坡顶平台长度为 L_A=(A+c)h，坡面水平投影长度为 L_B=h/tan i，坡脚平台长度为 L_C=(C+c)h，模型总长为 L=L_A+L_B+L_C。观测窗与人工边界之间保留侧向净空，但最终净空系数不以经验常数预设，而由第3.5节和第3.6节的时间窗、域尺寸和边界收敛试验共同确定。</w:t>
       </w:r>
     </w:p>
     <w:p>
@@ -5367,13 +5291,7 @@
         <w:jc w:val="center"/>
       </w:pPr>
       <w:r>
-        <w:rPr>
-          <w:rFonts w:ascii="Times New Roman" w:eastAsia="宋体" w:hAnsi="Times New Roman"/>
-          <w:color w:val="595959"/>
-          <w:sz w:val="21"/>
-          <w:szCs w:val="21"/>
-        </w:rPr>
-        <w:t xml:space="preserve">【图片占位】图3.1占位——数值模型尺寸设计示意图（长度均以坡高h为单位；红色加粗段为坡顶/坡脚观测窗，蓝色虚线为粘弹性人工边界）。可直接使用docs/论文章节_模型尺寸设计_v1_figs/模型尺寸设计示意图.png，由docs/draw_model_geometry_fig_v1.py生成</w:t>
+        <w:t>【图片占位】图3.1 数值模型与观测体系示意图（以坡高 h 归一化；标出坡顶平台、坡面、坡脚平台、三侧粘弹性人工边界、三段观测坐标及 CREST_REF）。待 U2—U3 完成后按最终边界与网格参数绘制。</w:t>
       </w:r>
     </w:p>
     <w:p>
@@ -5381,14 +5299,7 @@
         <w:pStyle w:val="FigCaption"/>
       </w:pPr>
       <w:r>
-        <w:rPr>
-          <w:rFonts w:ascii="Times New Roman" w:eastAsia="宋体" w:hAnsi="Times New Roman"/>
-          <w:b w:val="false"/>
-          <w:bCs w:val="false"/>
-          <w:sz w:val="21"/>
-          <w:szCs w:val="21"/>
-        </w:rPr>
-        <w:t xml:space="preserve">图3.1 数值模型尺寸设计示意图</w:t>
+        <w:t>图3.1 数值模型与观测体系示意图</w:t>
       </w:r>
     </w:p>
     <w:p>
@@ -5396,14 +5307,7 @@
         <w:pStyle w:val="FigCaption"/>
       </w:pPr>
       <w:r>
-        <w:rPr>
-          <w:rFonts w:ascii="Times New Roman" w:eastAsia="宋体" w:hAnsi="Times New Roman"/>
-          <w:b w:val="false"/>
-          <w:bCs w:val="false"/>
-          <w:sz w:val="21"/>
-          <w:szCs w:val="21"/>
-        </w:rPr>
-        <w:t xml:space="preserve">表3.1 模型各部位尺寸（以坡高h为单位）</w:t>
+        <w:t>表3.1 平面尺寸的无量纲换算关系</w:t>
       </w:r>
     </w:p>
     <w:tbl>
@@ -5426,6 +5330,7 @@
       <w:tr>
         <w:trPr>
           <w:tblHeader/>
+          <w:cantSplit/>
         </w:trPr>
         <w:tc>
           <w:tcPr>
@@ -5445,19 +5350,8 @@
             </w:tcMar>
           </w:tcPr>
           <w:p>
-            <w:pPr>
-              <w:spacing w:line="320" w:lineRule="exact"/>
-              <w:jc w:val="center"/>
-            </w:pPr>
-            <w:r>
-              <w:rPr>
-                <w:rFonts w:ascii="Times New Roman" w:eastAsia="宋体" w:hAnsi="Times New Roman"/>
-                <w:b w:val="false"/>
-                <w:bCs w:val="false"/>
-                <w:sz w:val="21"/>
-                <w:szCs w:val="21"/>
-              </w:rPr>
-              <w:t xml:space="preserve">部位</w:t>
+            <w:r>
+              <w:t>部位</w:t>
             </w:r>
           </w:p>
         </w:tc>
@@ -5479,19 +5373,8 @@
             </w:tcMar>
           </w:tcPr>
           <w:p>
-            <w:pPr>
-              <w:spacing w:line="320" w:lineRule="exact"/>
-              <w:jc w:val="center"/>
-            </w:pPr>
-            <w:r>
-              <w:rPr>
-                <w:rFonts w:ascii="Times New Roman" w:eastAsia="宋体" w:hAnsi="Times New Roman"/>
-                <w:b w:val="false"/>
-                <w:bCs w:val="false"/>
-                <w:sz w:val="21"/>
-                <w:szCs w:val="21"/>
-              </w:rPr>
-              <w:t xml:space="preserve">计算式</w:t>
+            <w:r>
+              <w:t>计算式</w:t>
             </w:r>
           </w:p>
         </w:tc>
@@ -5513,19 +5396,8 @@
             </w:tcMar>
           </w:tcPr>
           <w:p>
-            <w:pPr>
-              <w:spacing w:line="320" w:lineRule="exact"/>
-              <w:jc w:val="center"/>
-            </w:pPr>
-            <w:r>
-              <w:rPr>
-                <w:rFonts w:ascii="Times New Roman" w:eastAsia="宋体" w:hAnsi="Times New Roman"/>
-                <w:b w:val="false"/>
-                <w:bCs w:val="false"/>
-                <w:sz w:val="21"/>
-                <w:szCs w:val="21"/>
-              </w:rPr>
-              <w:t xml:space="preserve">说明</w:t>
+            <w:r>
+              <w:t>说明</w:t>
             </w:r>
           </w:p>
         </w:tc>
@@ -5533,6 +5405,7 @@
       <w:tr>
         <w:trPr>
           <w:tblHeader w:val="false"/>
+          <w:cantSplit/>
         </w:trPr>
         <w:tc>
           <w:tcPr>
@@ -5551,19 +5424,8 @@
             </w:tcMar>
           </w:tcPr>
           <w:p>
-            <w:pPr>
-              <w:spacing w:line="320" w:lineRule="exact"/>
-              <w:jc w:val="center"/>
-            </w:pPr>
-            <w:r>
-              <w:rPr>
-                <w:rFonts w:ascii="Times New Roman" w:eastAsia="宋体" w:hAnsi="Times New Roman"/>
-                <w:b w:val="false"/>
-                <w:bCs w:val="false"/>
-                <w:sz w:val="21"/>
-                <w:szCs w:val="21"/>
-              </w:rPr>
-              <w:t xml:space="preserve">坡顶平台长度L_A</w:t>
+            <w:r>
+              <w:t>坡顶平台长度 L_A</w:t>
             </w:r>
           </w:p>
         </w:tc>
@@ -5584,19 +5446,8 @@
             </w:tcMar>
           </w:tcPr>
           <w:p>
-            <w:pPr>
-              <w:spacing w:line="320" w:lineRule="exact"/>
-              <w:jc w:val="center"/>
-            </w:pPr>
-            <w:r>
-              <w:rPr>
-                <w:rFonts w:ascii="Times New Roman" w:eastAsia="宋体" w:hAnsi="Times New Roman"/>
-                <w:b w:val="false"/>
-                <w:bCs w:val="false"/>
-                <w:sz w:val="21"/>
-                <w:szCs w:val="21"/>
-              </w:rPr>
-              <w:t xml:space="preserve">(A_max+c)·h</w:t>
+            <w:r>
+              <w:t>(A+c)·h</w:t>
             </w:r>
           </w:p>
         </w:tc>
@@ -5617,19 +5468,8 @@
             </w:tcMar>
           </w:tcPr>
           <w:p>
-            <w:pPr>
-              <w:spacing w:line="320" w:lineRule="exact"/>
-              <w:jc w:val="center"/>
-            </w:pPr>
-            <w:r>
-              <w:rPr>
-                <w:rFonts w:ascii="Times New Roman" w:eastAsia="宋体" w:hAnsi="Times New Roman"/>
-                <w:b w:val="false"/>
-                <w:bCs w:val="false"/>
-                <w:sz w:val="21"/>
-                <w:szCs w:val="21"/>
-              </w:rPr>
-              <w:t xml:space="preserve">观测窗A_max·h＋左边界净空c·h，与坡角无关</w:t>
+            <w:r>
+              <w:t>坡顶观测窗 A·h 与左侧净空 c·h 之和；A 由观测窗口收敛试验确定。</w:t>
             </w:r>
           </w:p>
         </w:tc>
@@ -5637,6 +5477,7 @@
       <w:tr>
         <w:trPr>
           <w:tblHeader w:val="false"/>
+          <w:cantSplit/>
         </w:trPr>
         <w:tc>
           <w:tcPr>
@@ -5655,19 +5496,8 @@
             </w:tcMar>
           </w:tcPr>
           <w:p>
-            <w:pPr>
-              <w:spacing w:line="320" w:lineRule="exact"/>
-              <w:jc w:val="center"/>
-            </w:pPr>
-            <w:r>
-              <w:rPr>
-                <w:rFonts w:ascii="Times New Roman" w:eastAsia="宋体" w:hAnsi="Times New Roman"/>
-                <w:b w:val="false"/>
-                <w:bCs w:val="false"/>
-                <w:sz w:val="21"/>
-                <w:szCs w:val="21"/>
-              </w:rPr>
-              <w:t xml:space="preserve">坡面水平投影长L_B</w:t>
+            <w:r>
+              <w:t>坡面水平投影长 L_B</w:t>
             </w:r>
           </w:p>
         </w:tc>
@@ -5688,19 +5518,8 @@
             </w:tcMar>
           </w:tcPr>
           <w:p>
-            <w:pPr>
-              <w:spacing w:line="320" w:lineRule="exact"/>
-              <w:jc w:val="center"/>
-            </w:pPr>
-            <w:r>
-              <w:rPr>
-                <w:rFonts w:ascii="Times New Roman" w:eastAsia="宋体" w:hAnsi="Times New Roman"/>
-                <w:b w:val="false"/>
-                <w:bCs w:val="false"/>
-                <w:sz w:val="21"/>
-                <w:szCs w:val="21"/>
-              </w:rPr>
-              <w:t xml:space="preserve">h/tan i</w:t>
+            <w:r>
+              <w:t>h/tan i</w:t>
             </w:r>
           </w:p>
         </w:tc>
@@ -5721,19 +5540,8 @@
             </w:tcMar>
           </w:tcPr>
           <w:p>
-            <w:pPr>
-              <w:spacing w:line="320" w:lineRule="exact"/>
-              <w:jc w:val="center"/>
-            </w:pPr>
-            <w:r>
-              <w:rPr>
-                <w:rFonts w:ascii="Times New Roman" w:eastAsia="宋体" w:hAnsi="Times New Roman"/>
-                <w:b w:val="false"/>
-                <w:bCs w:val="false"/>
-                <w:sz w:val="21"/>
-                <w:szCs w:val="21"/>
-              </w:rPr>
-              <w:t xml:space="preserve">由坡高与坡角唯一确定，随i浮动</w:t>
+            <w:r>
+              <w:t>由坡高 h 与坡角 i 唯一确定。</w:t>
             </w:r>
           </w:p>
         </w:tc>
@@ -5741,6 +5549,7 @@
       <w:tr>
         <w:trPr>
           <w:tblHeader w:val="false"/>
+          <w:cantSplit/>
         </w:trPr>
         <w:tc>
           <w:tcPr>
@@ -5759,19 +5568,8 @@
             </w:tcMar>
           </w:tcPr>
           <w:p>
-            <w:pPr>
-              <w:spacing w:line="320" w:lineRule="exact"/>
-              <w:jc w:val="center"/>
-            </w:pPr>
-            <w:r>
-              <w:rPr>
-                <w:rFonts w:ascii="Times New Roman" w:eastAsia="宋体" w:hAnsi="Times New Roman"/>
-                <w:b w:val="false"/>
-                <w:bCs w:val="false"/>
-                <w:sz w:val="21"/>
-                <w:szCs w:val="21"/>
-              </w:rPr>
-              <w:t xml:space="preserve">坡脚平台长度L_C</w:t>
+            <w:r>
+              <w:t>坡脚平台长度 L_C</w:t>
             </w:r>
           </w:p>
         </w:tc>
@@ -5792,19 +5590,8 @@
             </w:tcMar>
           </w:tcPr>
           <w:p>
-            <w:pPr>
-              <w:spacing w:line="320" w:lineRule="exact"/>
-              <w:jc w:val="center"/>
-            </w:pPr>
-            <w:r>
-              <w:rPr>
-                <w:rFonts w:ascii="Times New Roman" w:eastAsia="宋体" w:hAnsi="Times New Roman"/>
-                <w:b w:val="false"/>
-                <w:bCs w:val="false"/>
-                <w:sz w:val="21"/>
-                <w:szCs w:val="21"/>
-              </w:rPr>
-              <w:t xml:space="preserve">(C_max+c)·h</w:t>
+            <w:r>
+              <w:t>(C+c)·h</w:t>
             </w:r>
           </w:p>
         </w:tc>
@@ -5825,19 +5612,8 @@
             </w:tcMar>
           </w:tcPr>
           <w:p>
-            <w:pPr>
-              <w:spacing w:line="320" w:lineRule="exact"/>
-              <w:jc w:val="center"/>
-            </w:pPr>
-            <w:r>
-              <w:rPr>
-                <w:rFonts w:ascii="Times New Roman" w:eastAsia="宋体" w:hAnsi="Times New Roman"/>
-                <w:b w:val="false"/>
-                <w:bCs w:val="false"/>
-                <w:sz w:val="21"/>
-                <w:szCs w:val="21"/>
-              </w:rPr>
-              <w:t xml:space="preserve">观测窗C_max·h＋右边界净空c·h</w:t>
+            <w:r>
+              <w:t>坡脚观测窗 C·h 与右侧净空 c·h 之和；C 与 A 可按研究目标分别取值。</w:t>
             </w:r>
           </w:p>
         </w:tc>
@@ -5845,6 +5621,7 @@
       <w:tr>
         <w:trPr>
           <w:tblHeader w:val="false"/>
+          <w:cantSplit/>
         </w:trPr>
         <w:tc>
           <w:tcPr>
@@ -5863,19 +5640,8 @@
             </w:tcMar>
           </w:tcPr>
           <w:p>
-            <w:pPr>
-              <w:spacing w:line="320" w:lineRule="exact"/>
-              <w:jc w:val="center"/>
-            </w:pPr>
-            <w:r>
-              <w:rPr>
-                <w:rFonts w:ascii="Times New Roman" w:eastAsia="宋体" w:hAnsi="Times New Roman"/>
-                <w:b w:val="false"/>
-                <w:bCs w:val="false"/>
-                <w:sz w:val="21"/>
-                <w:szCs w:val="21"/>
-              </w:rPr>
-              <w:t xml:space="preserve">模型总长L</w:t>
+            <w:r>
+              <w:t>模型总长 L</w:t>
             </w:r>
           </w:p>
         </w:tc>
@@ -5896,19 +5662,8 @@
             </w:tcMar>
           </w:tcPr>
           <w:p>
-            <w:pPr>
-              <w:spacing w:line="320" w:lineRule="exact"/>
-              <w:jc w:val="center"/>
-            </w:pPr>
-            <w:r>
-              <w:rPr>
-                <w:rFonts w:ascii="Times New Roman" w:eastAsia="宋体" w:hAnsi="Times New Roman"/>
-                <w:b w:val="false"/>
-                <w:bCs w:val="false"/>
-                <w:sz w:val="21"/>
-                <w:szCs w:val="21"/>
-              </w:rPr>
-              <w:t xml:space="preserve">L_A+L_B+L_C</w:t>
+            <w:r>
+              <w:t>L_A+L_B+L_C</w:t>
             </w:r>
           </w:p>
         </w:tc>
@@ -5929,19 +5684,8 @@
             </w:tcMar>
           </w:tcPr>
           <w:p>
-            <w:pPr>
-              <w:spacing w:line="320" w:lineRule="exact"/>
-              <w:jc w:val="center"/>
-            </w:pPr>
-            <w:r>
-              <w:rPr>
-                <w:rFonts w:ascii="Times New Roman" w:eastAsia="宋体" w:hAnsi="Times New Roman"/>
-                <w:b w:val="false"/>
-                <w:bCs w:val="false"/>
-                <w:sz w:val="21"/>
-                <w:szCs w:val="21"/>
-              </w:rPr>
-              <w:t xml:space="preserve">随h、i浮动，不固定</w:t>
+            <w:r>
+              <w:t>随 h 和 i 自动换算，不以固定绝对长度替代无量纲几何。</w:t>
             </w:r>
           </w:p>
         </w:tc>
@@ -5953,65 +5697,23 @@
         <w:pStyle w:val="BodyText"/>
       </w:pPr>
       <w:r>
-        <w:rPr>
-          <w:rFonts w:ascii="Times New Roman" w:eastAsia="宋体" w:hAnsi="Times New Roman"/>
-          <w:b w:val="false"/>
-          <w:bCs w:val="false"/>
-          <w:sz w:val="24"/>
-          <w:szCs w:val="24"/>
-        </w:rPr>
-        <w:t xml:space="preserve">观测窗宽度取A_max=5、C_max=4。已有研究表明，坡体引起的地形放大效应在离开坡肩（或坡脚）约3h~4h后即衰减至接近自由场水平</w:t>
-      </w:r>
-      <w:r>
-        <w:rPr>
-          <w:rFonts w:ascii="Times New Roman" w:eastAsia="宋体" w:hAnsi="Times New Roman"/>
-          <w:b w:val="false"/>
-          <w:bCs w:val="false"/>
-          <w:sz w:val="24"/>
-          <w:szCs w:val="24"/>
-          <w:vertAlign w:val="superscript"/>
-        </w:rPr>
-        <w:t xml:space="preserve">[23]</w:t>
-      </w:r>
-      <w:r>
-        <w:rPr>
-          <w:rFonts w:ascii="Times New Roman" w:eastAsia="宋体" w:hAnsi="Times New Roman"/>
-          <w:b w:val="false"/>
-          <w:bCs w:val="false"/>
-          <w:sz w:val="24"/>
-          <w:szCs w:val="24"/>
-        </w:rPr>
-        <w:t xml:space="preserve">，取5h与4h的观测窗已完整覆盖放大效应的空间分布并留有余量。</w:t>
-      </w:r>
-    </w:p>
-    <w:p>
-      <w:pPr>
-        <w:pStyle w:val="BodyText"/>
-      </w:pPr>
-      <w:r>
-        <w:rPr>
-          <w:rFonts w:ascii="Times New Roman" w:eastAsia="宋体" w:hAnsi="Times New Roman"/>
-          <w:b w:val="false"/>
-          <w:bCs w:val="false"/>
-          <w:sz w:val="24"/>
-          <w:szCs w:val="24"/>
-        </w:rPr>
-        <w:t xml:space="preserve">侧向净空取c=2。本文人工边界配合逐节点施加的频域分层自由场输入：边界上的等效荷载由各边界节点所在土柱的一维分层自由场精确解给出，人工边界仅需吸收坡体散射产生的外行波，而非承担全部输入波的透射，因此侧向净空不必按最长入射波长设计，按2h取值即可满足观测区不受边界污染的要求。对波长远大于坡高的低频工况（如h/λ≈0.1），以远场一维理论解为基准进行逐工况校核（见第3.8.4节），仅当远场台阶偏差超过5%时才将该工况的侧向净空临时加大至max(2h, 0.25λ_max)，避免一刀切放大全部模型造成的计算浪费。</w:t>
-      </w:r>
-    </w:p>
-    <w:p>
-      <w:pPr>
-        <w:pStyle w:val="BodyText"/>
-      </w:pPr>
-      <w:r>
-        <w:rPr>
-          <w:rFonts w:ascii="Times New Roman" w:eastAsia="宋体" w:hAnsi="Times New Roman"/>
-          <w:b w:val="false"/>
-          <w:bCs w:val="false"/>
-          <w:sz w:val="24"/>
-          <w:szCs w:val="24"/>
-        </w:rPr>
-        <w:t xml:space="preserve">以典型工况h=200 m、i=45°为例：L_A=7h=1400 m，L_B=h=200 m，L_C=6h=1200 m，模型总长L=14h=2800 m。当坡角减缓至i=30°时，坡面段自动伸长为L_B≈1.73h，总长相应浮动为约14.73h，坡顶、坡脚观测窗保持不变。</w:t>
+        <w:t>在 U1 的两层沿地形分层工况中，取 h=25 m、i=30°、A=C=2、c=1 和 b=2。由上述公式得到 L_A=75.0 m、L_B=43.301 m、L_C=75.0 m 和 L=193.301 m；工况元数据中的坡肩和坡脚坐标分别为 75.0 m 与 118.301 m，与换算值一致。这一核验说明几何参数由配置文件正确传递至有限元模型，但不以该单一工况替代后续的域尺寸收敛证明。</w:t>
+      </w:r>
+    </w:p>
+    <w:p>
+      <w:pPr>
+        <w:pStyle w:val="BodyText"/>
+      </w:pPr>
+      <w:r>
+        <w:t>为统一不同几何的地表响应，定义三段归一化坐标 s=(x-x_crest)/h：坡顶平台为 -A≤s&lt;0，坡面为 0≤s≤1，坡脚平台为 1&lt;s≤1+C。U1 后处理在 0.01 的 s 间隔上输出 201 个坡顶平台点、99 个坡面点和 201 个坡脚平台点，共 501 个固定长度观测点。该坐标仅描述观测窗口；边界净空位于窗口之外，不参与后续放大曲线的机器学习目标。</w:t>
+      </w:r>
+    </w:p>
+    <w:p>
+      <w:pPr>
+        <w:pStyle w:val="BodyText"/>
+      </w:pPr>
+      <w:r>
+        <w:t>freefield 场景同时从 TOP_SURFACE 节点集提取地表全时程，并建立 CREST_REF 参考点。该点与后续框架基础中心采用同一口径：当默认三跨框架宽度为 18 m、距坡肩偏移为零时，其目标位置为 x_crest−9 m。U1 中目标坐标为 66.0 m，离散网格选取的实际节点为 66.4 m；该差异小于一个局部网格尺寸。</w:t>
       </w:r>
     </w:p>
     <w:p>
@@ -6019,27 +5721,15 @@
         <w:pStyle w:val="Heading3"/>
       </w:pPr>
       <w:r>
-        <w:rPr>
-          <w:rFonts w:ascii="黑体" w:eastAsia="黑体" w:hAnsi="黑体"/>
-          <w:sz w:val="28"/>
-          <w:szCs w:val="28"/>
-        </w:rPr>
-        <w:t xml:space="preserve">3.3.3 竖向尺寸与地层划分</w:t>
-      </w:r>
-    </w:p>
-    <w:p>
-      <w:pPr>
-        <w:pStyle w:val="BodyText"/>
-      </w:pPr>
-      <w:r>
-        <w:rPr>
-          <w:rFonts w:ascii="Times New Roman" w:eastAsia="宋体" w:hAnsi="Times New Roman"/>
-          <w:b w:val="false"/>
-          <w:bCs w:val="false"/>
-          <w:sz w:val="24"/>
-          <w:szCs w:val="24"/>
-        </w:rPr>
-        <w:t xml:space="preserve">模型竖向尺寸由单一构造参数控制：坡脚地表以下的模型深度固定取s·h（s=3），不随地层配置改变。由此模型总高度为</w:t>
+        <w:t>3.3.3 竖向尺寸与地层划分</w:t>
+      </w:r>
+    </w:p>
+    <w:p>
+      <w:pPr>
+        <w:pStyle w:val="BodyText"/>
+      </w:pPr>
+      <w:r>
+        <w:t>模型竖向尺寸由坡脚面以下深度系数 b 控制。坡脚地表以下深度为 bh，坡顶至模型底边界的总高度为 (b+1)h；建模脚本要求 b≥1，以保证坡脚以下至少存在一个坡高的截断域。最终 b 的取值仍须由 U3 的域尺寸收敛试验确认。</w:t>
       </w:r>
     </w:p>
     <w:p>
@@ -6051,60 +5741,31 @@
         <w:spacing w:after="60" w:before="60" w:line="400" w:lineRule="exact"/>
       </w:pPr>
       <w:r>
-        <w:rPr>
-          <w:rFonts w:ascii="Times New Roman" w:eastAsia="宋体" w:hAnsi="Times New Roman"/>
-          <w:sz w:val="24"/>
-          <w:szCs w:val="24"/>
-        </w:rPr>
-        <w:t xml:space="preserve">	</w:t>
-      </w:r>
-      <w:r>
-        <w:rPr>
-          <w:rFonts w:ascii="Times New Roman" w:eastAsia="宋体" w:hAnsi="Times New Roman"/>
-          <w:i w:val="false"/>
-          <w:iCs w:val="false"/>
-          <w:sz w:val="24"/>
-          <w:szCs w:val="24"/>
-        </w:rPr>
-        <w:t xml:space="preserve">H_model = s·h + h = (s+1)·h</w:t>
-      </w:r>
-      <w:r>
-        <w:rPr>
-          <w:rFonts w:ascii="Times New Roman" w:eastAsia="宋体" w:hAnsi="Times New Roman"/>
-          <w:sz w:val="24"/>
-          <w:szCs w:val="24"/>
-        </w:rPr>
-        <w:t xml:space="preserve">	(3.1)</w:t>
-      </w:r>
-    </w:p>
-    <w:p>
-      <w:pPr>
-        <w:pStyle w:val="BodyText"/>
-      </w:pPr>
-      <w:r>
-        <w:rPr>
-          <w:rFonts w:ascii="Times New Roman" w:eastAsia="宋体" w:hAnsi="Times New Roman"/>
-          <w:b w:val="false"/>
-          <w:bCs w:val="false"/>
-          <w:sz w:val="24"/>
-          <w:szCs w:val="24"/>
-        </w:rPr>
-        <w:t xml:space="preserve">典型工况（h=200 m）的模型总高为4h=800 m。深度取3h的依据与侧向净空同理：底部人工边界注入的入射波需在到达地层界面前充分发育为平面波场，坡体向下散射的波需在到达底边界前充分衰减。</w:t>
-      </w:r>
-    </w:p>
-    <w:p>
-      <w:pPr>
-        <w:pStyle w:val="BodyText"/>
-      </w:pPr>
-      <w:r>
-        <w:rPr>
-          <w:rFonts w:ascii="Times New Roman" w:eastAsia="宋体" w:hAnsi="Times New Roman"/>
-          <w:b w:val="false"/>
-          <w:bCs w:val="false"/>
-          <w:sz w:val="24"/>
-          <w:szCs w:val="24"/>
-        </w:rPr>
-        <w:t xml:space="preserve">地层划分与几何设计完全解耦，在该固定深度范围内自上而下布置土层1、土层2、……、土层N（N≥0），每层显式给定厚度t_i与材料参数，土层之下的全部剩余深度归为基岩半空间截断层。各土层界面取为水平面，因此存在两种自然退化情形：当土层总厚小于坡高时，基岩顶面高于坡脚地表，基岩在坡面下段与坡脚平台出露（薄覆盖岩坡）；当N=0时不设土层，整个坡体均为均质基岩。为保证底部人工边界的基岩净空，土层总厚受约束Σt_i≤(s−1)·h，即基岩顶面到模型底边界的距离恒不小于2h，该约束在建模时自动校验，超限工况直接报错拒绝。</w:t>
+        <w:t>H_model = b·h + h = (b+1)·h    （3.1）</w:t>
+      </w:r>
+    </w:p>
+    <w:p>
+      <w:pPr>
+        <w:pStyle w:val="BodyText"/>
+      </w:pPr>
+      <w:r>
+        <w:t>U1 取 b=2，对应坡顶至模型底边界的总高度为 75 m。该工况仅用于核验几何与分层实现，不能据此确定所有参数化工况的最小模型深度。</w:t>
+      </w:r>
+    </w:p>
+    <w:p>
+      <w:pPr>
+        <w:pStyle w:val="BodyText"/>
+      </w:pPr>
+      <w:r>
+        <w:t>地层划分与几何外轮廓解耦。对于沿地形等厚分层，覆盖层界面由地表整体下移相应厚度得到；对于水平材料带，可作为对照模式使用。每层显式给定厚度和材料参数，其下剩余部分归为基岩。为保证底部边界附近保有基岩净空，建模脚本在创建模型前校验覆盖层厚度与截断深度的关系，超出允许范围的工况直接拒绝。U1 的 8 m 表层与 12 m 下伏层成功生成两条沿地形界面，模型共有 3 个材料带、4 009 个单元和 4 114 个节点；TOP_SURFACE 节点集包含 188 个节点。</w:t>
+      </w:r>
+    </w:p>
+    <w:p>
+      <w:pPr>
+        <w:pStyle w:val="BodyText"/>
+      </w:pPr>
+      <w:r>
+        <w:t>上述 U1 结果验证了几何换算、材料分区、地表节点集、坡顶参考点和三段观测坐标之间的实现一致性。它不承担波动输入正确性、边界吸收效果或网格收敛性的证明；这些问题分别由后续 U2、U3 和 U4 的独立工况检验。</w:t>
       </w:r>
     </w:p>
     <w:p>

--- a/docs/论文材料/边坡地震动放大效应研究论文初稿（整合修订）.docx
+++ b/docs/论文材料/边坡地震动放大效应研究论文初稿（整合修订）.docx
@@ -5773,115 +5773,290 @@
         <w:pStyle w:val="Heading2"/>
       </w:pPr>
       <w:r>
-        <w:rPr>
-          <w:rFonts w:ascii="黑体" w:eastAsia="黑体" w:hAnsi="黑体"/>
-          <w:sz w:val="30"/>
-          <w:szCs w:val="30"/>
-        </w:rPr>
-        <w:t xml:space="preserve">3.4 网格划分与单元类型</w:t>
-      </w:r>
-    </w:p>
-    <w:p>
-      <w:pPr>
-        <w:pStyle w:val="BodyText"/>
-      </w:pPr>
-      <w:r>
-        <w:rPr>
-          <w:rFonts w:ascii="Times New Roman" w:eastAsia="宋体" w:hAnsi="Times New Roman"/>
-          <w:b w:val="false"/>
-          <w:bCs w:val="false"/>
-          <w:sz w:val="24"/>
-          <w:szCs w:val="24"/>
-        </w:rPr>
-        <w:t xml:space="preserve">网格尺寸由波动数值模拟的空间采样要求控制，与模型绝对尺度无关。按Kuhlemeyer-Lysmer判据</w:t>
-      </w:r>
-      <w:r>
-        <w:rPr>
-          <w:rFonts w:ascii="Times New Roman" w:eastAsia="宋体" w:hAnsi="Times New Roman"/>
-          <w:b w:val="false"/>
-          <w:bCs w:val="false"/>
-          <w:sz w:val="24"/>
-          <w:szCs w:val="24"/>
-          <w:vertAlign w:val="superscript"/>
-        </w:rPr>
-        <w:t xml:space="preserve">[131]</w:t>
-      </w:r>
-      <w:r>
-        <w:rPr>
-          <w:rFonts w:ascii="Times New Roman" w:eastAsia="宋体" w:hAnsi="Times New Roman"/>
-          <w:b w:val="false"/>
-          <w:bCs w:val="false"/>
-          <w:sz w:val="24"/>
-          <w:szCs w:val="24"/>
-        </w:rPr>
-        <w:t xml:space="preserve">，单元特征尺寸Δl需满足每最短波长不少于n个单元：</w:t>
-      </w:r>
-    </w:p>
-    <w:p>
-      <w:pPr>
-        <w:tabs>
-          <w:tab w:val="center" w:pos="4513"/>
-          <w:tab w:val="right" w:pos="9026"/>
-        </w:tabs>
-        <w:spacing w:after="60" w:before="60" w:line="400" w:lineRule="exact"/>
-      </w:pPr>
-      <w:r>
-        <w:rPr>
-          <w:rFonts w:ascii="Times New Roman" w:eastAsia="宋体" w:hAnsi="Times New Roman"/>
-          <w:sz w:val="24"/>
-          <w:szCs w:val="24"/>
-        </w:rPr>
-        <w:t xml:space="preserve">	</w:t>
-      </w:r>
-      <w:r>
-        <w:rPr>
-          <w:rFonts w:ascii="Times New Roman" w:eastAsia="宋体" w:hAnsi="Times New Roman"/>
-          <w:i w:val="false"/>
-          <w:iCs w:val="false"/>
-          <w:sz w:val="24"/>
-          <w:szCs w:val="24"/>
-        </w:rPr>
-        <w:t xml:space="preserve">Δl ≤ V_s,min / (n·f_max)</w:t>
-      </w:r>
-      <w:r>
-        <w:rPr>
-          <w:rFonts w:ascii="Times New Roman" w:eastAsia="宋体" w:hAnsi="Times New Roman"/>
-          <w:sz w:val="24"/>
-          <w:szCs w:val="24"/>
-        </w:rPr>
-        <w:t xml:space="preserve">	(3.2)</w:t>
-      </w:r>
-    </w:p>
-    <w:p>
-      <w:pPr>
-        <w:pStyle w:val="BodyText"/>
-      </w:pPr>
-      <w:r>
-        <w:rPr>
-          <w:rFonts w:ascii="Times New Roman" w:eastAsia="宋体" w:hAnsi="Times New Roman"/>
-          <w:b w:val="false"/>
-          <w:bCs w:val="false"/>
-          <w:sz w:val="24"/>
-          <w:szCs w:val="24"/>
-        </w:rPr>
-        <w:t xml:space="preserve">式中V_s,min为模型中最软土层的剪切波速；n取10；f_max为输入波有效频带上限，对中心频率为f_c的Ricker子波取f_max=2.5f_c。剪切波在软覆盖层中波长短、对网格分辨率要求高，而在坚硬基岩中波长长，故网格控制必须以"控制性最软层"为准，建模脚本自动搜索各层中波速最低者执行式(3.2)。</w:t>
-      </w:r>
-    </w:p>
-    <w:p>
-      <w:pPr>
-        <w:pStyle w:val="BodyText"/>
-      </w:pPr>
-      <w:r>
-        <w:rPr>
-          <w:rFonts w:ascii="Times New Roman" w:eastAsia="宋体" w:hAnsi="Times New Roman"/>
-          <w:b w:val="false"/>
-          <w:bCs w:val="false"/>
-          <w:sz w:val="24"/>
-          <w:szCs w:val="24"/>
-        </w:rPr>
-        <w:t xml:space="preserve">在此基础上，网格设计还包含三项细化措施：①分层渐变网格——按各层剪切波速与最软层之比对单元尺寸分层缩放，软层细、硬层粗，层间以自由四边形网格平滑过渡，同时限制最粗层单元尺寸不超过最细层的4倍以保证过渡区网格质量；②薄软层加密——含软弱表层的工况中，表层厚度方向的驻波形态（基频f0=V_s/4t，t为层厚）是地层放大的控制机制，网格需同时满足解析到各层共振基频3次谐波所对应的波长要求，以及每一有限土层厚度方向不少于6个单元，二者取严者控制；③单元类型与尺寸下限——平面应变分析采用四节点缩减积分单元（CPE4R），为防止极软层或高频工况下网格量失控，设置单元尺寸下限0.2 m，触及下限的工况相应下调截止频率并在工况记录中注明。</w:t>
-      </w:r>
-    </w:p>
+        <w:t>3.4 波动输入与人工边界</w:t>
+      </w:r>
+    </w:p>
+    <w:p>
+      <w:pPr>
+        <w:pStyle w:val="BodyText"/>
+        <w:jc w:val="both"/>
+      </w:pPr>
+      <w:r>
+        <w:t>本研究采用第2章建立的频域自由场引擎生成斜入射 SV 波场。对每个人工边界节点，程序依据其坐标、所在材料和水平慢度计算自由场位移、速度与应力时程，并将粘弹性边界反力与自由场面力组合为等效节点荷载。左、右边界的法向自由度为水平方向、切向自由度为竖直方向，底边界则相反；角点同时接受相邻两条边界的贡献。边界弹簧、阻尼器和等效荷载均由同一材料参数与节点影响长度计算，避免输入波场与吸收边界采用不同介质口径。</w:t>
+      </w:r>
+    </w:p>
+    <w:p>
+      <w:pPr>
+        <w:pStyle w:val="BodyText"/>
+        <w:jc w:val="center"/>
+      </w:pPr>
+      <w:r>
+        <w:t>F_eq(t)=K_b·u_ff(t)+C_b·v_ff(t)+A_b·σ_ff(t)·n</w:t>
+      </w:r>
+    </w:p>
+    <w:p>
+      <w:pPr>
+        <w:pStyle w:val="BodyText"/>
+        <w:jc w:val="both"/>
+      </w:pPr>
+      <w:r>
+        <w:t>式中，K_b 和 C_b 分别为节点影响范围内的边界弹簧刚度与阻尼系数，A_b 为二维模型中的节点影响长度，u_ff、v_ff 和 σ_ff 为自由场位移、速度与应力，n 为外法向。频域自由场在建模前自动执行均质半空间和单层场地解析对拍，本次两项相对误差分别为1.11×10⁻¹⁶和3.55×10⁻¹⁶。</w:t>
+      </w:r>
+    </w:p>
+    <w:p>
+      <w:pPr>
+        <w:pStyle w:val="BodyText"/>
+        <w:jc w:val="both"/>
+      </w:pPr>
+      <w:r>
+        <w:t>斜入射条件下，不能同时把坡体两侧端点的全时程峰值都视为一维自由场。入射波与坡体相互作用后，下游平台包含真实的地形散射波；若仍要求其 TAF_h 必须趋于1，会把物理散射误判为边界输入误差。为此，本研究采用双向斜入射配对验证：+15° 工况以左侧上游端检验，−15° 工况以右侧上游端检验；下游端误差继续记录，用于描述散射影响，但不参与输入边界是否正确的判定。垂直入射时没有水平传播方向，两端仍须同时通过。</w:t>
+      </w:r>
+    </w:p>
+    <w:p>
+      <w:pPr>
+        <w:pStyle w:val="BodyText"/>
+        <w:jc w:val="both"/>
+      </w:pPr>
+      <w:r>
+        <w:t>配对工况均采用均质基岩、坡高25 m、坡角30°、侧向净空6h、坡脚以下深度5h和4 Hz Ricker 波，仅改变入射角符号。+15° 工况的左上游误差为0.79%，−15° 工况的右上游误差为1.82%，均小于预设2%门槛。相应下游误差为7.07%和5.40%，且随传播方向交换左右，证明该偏差不是固定侧边界的符号或系数错误，而是与坡体散射及全时程峰值统计有关。由此，左右人工边界在分别作为传播上游端时均通过一致性验证。</w:t>
+      </w:r>
+    </w:p>
+    <w:p>
+      <w:pPr>
+        <w:pStyle w:val="BodyText"/>
+        <w:jc w:val="both"/>
+      </w:pPr>
+      <w:r>
+        <w:t>上述验证仅说明当前线弹性、小应变、二维平面应变模型中的波动输入与人工边界实现满足本章参数化研究要求。下游端偏差不得作为边界误差删去，也不得用上游检验结果宣称坡地远场处处等同于一维自由场；它将在后续坡地响应分析中作为传播方向效应保留。计算域、网格、时间步与阻尼对目标响应的影响仍需由第3.5节的独立收敛试验确定。</w:t>
+      </w:r>
+    </w:p>
+    <w:p>
+      <w:pPr>
+        <w:pStyle w:val="FigCaption"/>
+        <w:jc w:val="center"/>
+      </w:pPr>
+      <w:r>
+        <w:t>表3.2 斜入射输入与人工边界双向配对验证结果</w:t>
+      </w:r>
+    </w:p>
+    <w:tbl>
+      <w:tblPr>
+        <w:tblW w:type="auto" w:w="0"/>
+        <w:tblLook w:firstColumn="1" w:firstRow="1" w:lastColumn="0" w:lastRow="0" w:noHBand="0" w:noVBand="1" w:val="04A0"/>
+        <w:tblBorders>
+          <w:top w:val="single" w:sz="4" w:color="000000"/>
+          <w:left w:val="single" w:sz="4" w:color="000000"/>
+          <w:bottom w:val="single" w:sz="4" w:color="000000"/>
+          <w:right w:val="single" w:sz="4" w:color="000000"/>
+          <w:insideH w:val="single" w:sz="4" w:color="000000"/>
+          <w:insideV w:val="single" w:sz="4" w:color="000000"/>
+        </w:tblBorders>
+      </w:tblPr>
+      <w:tblGrid>
+        <w:gridCol w:w="1504"/>
+        <w:gridCol w:w="1504"/>
+        <w:gridCol w:w="1504"/>
+        <w:gridCol w:w="1504"/>
+        <w:gridCol w:w="1504"/>
+        <w:gridCol w:w="1504"/>
+      </w:tblGrid>
+      <w:tr>
+        <w:trPr>
+          <w:cantSplit/>
+          <w:tblHeader/>
+        </w:trPr>
+        <w:tc>
+          <w:tcPr>
+            <w:tcW w:type="dxa" w:w="907"/>
+          </w:tcPr>
+          <w:p>
+            <w:r>
+              <w:t>入射角</w:t>
+            </w:r>
+          </w:p>
+        </w:tc>
+        <w:tc>
+          <w:tcPr>
+            <w:tcW w:type="dxa" w:w="1361"/>
+          </w:tcPr>
+          <w:p>
+            <w:r>
+              <w:t>传播上游端</w:t>
+            </w:r>
+          </w:p>
+        </w:tc>
+        <w:tc>
+          <w:tcPr>
+            <w:tcW w:type="dxa" w:w="1134"/>
+          </w:tcPr>
+          <w:p>
+            <w:r>
+              <w:t>上游误差</w:t>
+            </w:r>
+          </w:p>
+        </w:tc>
+        <w:tc>
+          <w:tcPr>
+            <w:tcW w:type="dxa" w:w="1361"/>
+          </w:tcPr>
+          <w:p>
+            <w:r>
+              <w:t>传播下游端</w:t>
+            </w:r>
+          </w:p>
+        </w:tc>
+        <w:tc>
+          <w:tcPr>
+            <w:tcW w:type="dxa" w:w="1134"/>
+          </w:tcPr>
+          <w:p>
+            <w:r>
+              <w:t>下游误差</w:t>
+            </w:r>
+          </w:p>
+        </w:tc>
+        <w:tc>
+          <w:tcPr>
+            <w:tcW w:type="dxa" w:w="907"/>
+          </w:tcPr>
+          <w:p>
+            <w:r>
+              <w:t>判定</w:t>
+            </w:r>
+          </w:p>
+        </w:tc>
+      </w:tr>
+      <w:tr>
+        <w:trPr>
+          <w:cantSplit/>
+        </w:trPr>
+        <w:tc>
+          <w:tcPr>
+            <w:tcW w:type="dxa" w:w="907"/>
+          </w:tcPr>
+          <w:p>
+            <w:r>
+              <w:t>+15°</w:t>
+            </w:r>
+          </w:p>
+        </w:tc>
+        <w:tc>
+          <w:tcPr>
+            <w:tcW w:type="dxa" w:w="1361"/>
+          </w:tcPr>
+          <w:p>
+            <w:r>
+              <w:t>左端</w:t>
+            </w:r>
+          </w:p>
+        </w:tc>
+        <w:tc>
+          <w:tcPr>
+            <w:tcW w:type="dxa" w:w="1134"/>
+          </w:tcPr>
+          <w:p>
+            <w:r>
+              <w:t>0.79%</w:t>
+            </w:r>
+          </w:p>
+        </w:tc>
+        <w:tc>
+          <w:tcPr>
+            <w:tcW w:type="dxa" w:w="1361"/>
+          </w:tcPr>
+          <w:p>
+            <w:r>
+              <w:t>右端</w:t>
+            </w:r>
+          </w:p>
+        </w:tc>
+        <w:tc>
+          <w:tcPr>
+            <w:tcW w:type="dxa" w:w="1134"/>
+          </w:tcPr>
+          <w:p>
+            <w:r>
+              <w:t>7.07%</w:t>
+            </w:r>
+          </w:p>
+        </w:tc>
+        <w:tc>
+          <w:tcPr>
+            <w:tcW w:type="dxa" w:w="907"/>
+          </w:tcPr>
+          <w:p>
+            <w:r>
+              <w:t>通过</w:t>
+            </w:r>
+          </w:p>
+        </w:tc>
+      </w:tr>
+      <w:tr>
+        <w:trPr>
+          <w:cantSplit/>
+        </w:trPr>
+        <w:tc>
+          <w:tcPr>
+            <w:tcW w:type="dxa" w:w="907"/>
+          </w:tcPr>
+          <w:p>
+            <w:r>
+              <w:t>−15°</w:t>
+            </w:r>
+          </w:p>
+        </w:tc>
+        <w:tc>
+          <w:tcPr>
+            <w:tcW w:type="dxa" w:w="1361"/>
+          </w:tcPr>
+          <w:p>
+            <w:r>
+              <w:t>右端</w:t>
+            </w:r>
+          </w:p>
+        </w:tc>
+        <w:tc>
+          <w:tcPr>
+            <w:tcW w:type="dxa" w:w="1134"/>
+          </w:tcPr>
+          <w:p>
+            <w:r>
+              <w:t>1.82%</w:t>
+            </w:r>
+          </w:p>
+        </w:tc>
+        <w:tc>
+          <w:tcPr>
+            <w:tcW w:type="dxa" w:w="1361"/>
+          </w:tcPr>
+          <w:p>
+            <w:r>
+              <w:t>左端</w:t>
+            </w:r>
+          </w:p>
+        </w:tc>
+        <w:tc>
+          <w:tcPr>
+            <w:tcW w:type="dxa" w:w="1134"/>
+          </w:tcPr>
+          <w:p>
+            <w:r>
+              <w:t>5.40%</w:t>
+            </w:r>
+          </w:p>
+        </w:tc>
+        <w:tc>
+          <w:tcPr>
+            <w:tcW w:type="dxa" w:w="907"/>
+          </w:tcPr>
+          <w:p>
+            <w:r>
+              <w:t>通过</w:t>
+            </w:r>
+          </w:p>
+        </w:tc>
+      </w:tr>
+    </w:tbl>
     <w:p>
       <w:pPr>
         <w:pStyle w:val="Heading2"/>
